--- a/res/Resume.docx
+++ b/res/Resume.docx
@@ -1,6 +1,6 @@
 
 <file path=word/document.xml><?xml version="1.0" encoding="utf-8"?>
-<w:document xmlns:wpc="http://schemas.microsoft.com/office/word/2010/wordprocessingCanvas" xmlns:cx="http://schemas.microsoft.com/office/drawing/2014/chartex" xmlns:cx1="http://schemas.microsoft.com/office/drawing/2015/9/8/chartex" xmlns:cx2="http://schemas.microsoft.com/office/drawing/2015/10/21/chartex" xmlns:cx3="http://schemas.microsoft.com/office/drawing/2016/5/9/chartex" xmlns:cx4="http://schemas.microsoft.com/office/drawing/2016/5/10/chartex" xmlns:cx5="http://schemas.microsoft.com/office/drawing/2016/5/11/chartex" xmlns:cx6="http://schemas.microsoft.com/office/drawing/2016/5/12/chartex" xmlns:cx7="http://schemas.microsoft.com/office/drawing/2016/5/13/chartex" xmlns:cx8="http://schemas.microsoft.com/office/drawing/2016/5/14/chartex" xmlns:mc="http://schemas.openxmlformats.org/markup-compatibility/2006" xmlns:aink="http://schemas.microsoft.com/office/drawing/2016/ink" xmlns:am3d="http://schemas.microsoft.com/office/drawing/2017/model3d" xmlns:o="urn:schemas-microsoft-com:office:office" xmlns:oel="http://schemas.microsoft.com/office/2019/extlst" xmlns:r="http://schemas.openxmlformats.org/officeDocument/2006/relationships" xmlns:m="http://schemas.openxmlformats.org/officeDocument/2006/math" xmlns:v="urn:schemas-microsoft-com:vml" xmlns:wp14="http://schemas.microsoft.com/office/word/2010/wordprocessingDrawing" xmlns:wp="http://schemas.openxmlformats.org/drawingml/2006/wordprocessingDrawing" xmlns:w10="urn:schemas-microsoft-com:office:word" xmlns:w="http://schemas.openxmlformats.org/wordprocessingml/2006/main" xmlns:w14="http://schemas.microsoft.com/office/word/2010/wordml" xmlns:w15="http://schemas.microsoft.com/office/word/2012/wordml" xmlns:w16cex="http://schemas.microsoft.com/office/word/2018/wordml/cex" xmlns:w16cid="http://schemas.microsoft.com/office/word/2016/wordml/cid" xmlns:w16="http://schemas.microsoft.com/office/word/2018/wordml" xmlns:w16du="http://schemas.microsoft.com/office/word/2023/wordml/word16du" xmlns:w16sdtdh="http://schemas.microsoft.com/office/word/2020/wordml/sdtdatahash" xmlns:w16sdtfl="http://schemas.microsoft.com/office/word/2024/wordml/sdtformatlock" xmlns:w16se="http://schemas.microsoft.com/office/word/2015/wordml/symex" xmlns:wpg="http://schemas.microsoft.com/office/word/2010/wordprocessingGroup" xmlns:wpi="http://schemas.microsoft.com/office/word/2010/wordprocessingInk" xmlns:wne="http://schemas.microsoft.com/office/word/2006/wordml" xmlns:wps="http://schemas.microsoft.com/office/word/2010/wordprocessingShape" mc:Ignorable="w14 w15 w16se w16cid w16 w16cex w16sdtdh w16sdtfl w16du wp14">
+<w:document xmlns:wpc="http://schemas.microsoft.com/office/word/2010/wordprocessingCanvas" xmlns:cx="http://schemas.microsoft.com/office/drawing/2014/chartex" xmlns:cx1="http://schemas.microsoft.com/office/drawing/2015/9/8/chartex" xmlns:cx2="http://schemas.microsoft.com/office/drawing/2015/10/21/chartex" xmlns:cx3="http://schemas.microsoft.com/office/drawing/2016/5/9/chartex" xmlns:cx4="http://schemas.microsoft.com/office/drawing/2016/5/10/chartex" xmlns:cx5="http://schemas.microsoft.com/office/drawing/2016/5/11/chartex" xmlns:cx6="http://schemas.microsoft.com/office/drawing/2016/5/12/chartex" xmlns:cx7="http://schemas.microsoft.com/office/drawing/2016/5/13/chartex" xmlns:cx8="http://schemas.microsoft.com/office/drawing/2016/5/14/chartex" xmlns:mc="http://schemas.openxmlformats.org/markup-compatibility/2006" xmlns:aink="http://schemas.microsoft.com/office/drawing/2016/ink" xmlns:am3d="http://schemas.microsoft.com/office/drawing/2017/model3d" xmlns:o="urn:schemas-microsoft-com:office:office" xmlns:oel="http://schemas.microsoft.com/office/2019/extlst" xmlns:r="http://schemas.openxmlformats.org/officeDocument/2006/relationships" xmlns:m="http://schemas.openxmlformats.org/officeDocument/2006/math" xmlns:v="urn:schemas-microsoft-com:vml" xmlns:wp14="http://schemas.microsoft.com/office/word/2010/wordprocessingDrawing" xmlns:wp="http://schemas.openxmlformats.org/drawingml/2006/wordprocessingDrawing" xmlns:w10="urn:schemas-microsoft-com:office:word" xmlns:w="http://schemas.openxmlformats.org/wordprocessingml/2006/main" xmlns:w14="http://schemas.microsoft.com/office/word/2010/wordml" xmlns:w15="http://schemas.microsoft.com/office/word/2012/wordml" xmlns:w16cei="http://schemas.microsoft.com/office/word/2026/wordml/cei" xmlns:w16cex="http://schemas.microsoft.com/office/word/2018/wordml/cex" xmlns:w16cid="http://schemas.microsoft.com/office/word/2016/wordml/cid" xmlns:w16="http://schemas.microsoft.com/office/word/2018/wordml" xmlns:w16du="http://schemas.microsoft.com/office/word/2023/wordml/word16du" xmlns:w16sdtdh="http://schemas.microsoft.com/office/word/2020/wordml/sdtdatahash" xmlns:w16sdtfl="http://schemas.microsoft.com/office/word/2024/wordml/sdtformatlock" xmlns:w16se="http://schemas.microsoft.com/office/word/2015/wordml/symex" xmlns:wpg="http://schemas.microsoft.com/office/word/2010/wordprocessingGroup" xmlns:wpi="http://schemas.microsoft.com/office/word/2010/wordprocessingInk" xmlns:wne="http://schemas.microsoft.com/office/word/2006/wordml" xmlns:wps="http://schemas.microsoft.com/office/word/2010/wordprocessingShape" mc:Ignorable="w14 w15 w16se w16cid w16 w16cex w16sdtdh w16sdtfl w16du wp14">
   <w:background w:color="FFFFFF"/>
   <w:body>
     <w:p>
@@ -98,6 +98,13 @@
             </w:pPr>
             <w:r>
               <w:rPr>
+                <w:noProof/>
+                <w:color w:val="000000" w:themeColor="text1"/>
+              </w:rPr>
+            </w:r>
+            <w:r>
+              <w:rPr>
+                <w:noProof/>
                 <w:color w:val="000000" w:themeColor="text1"/>
               </w:rPr>
               <w:pict w14:anchorId="7C452A5E">
@@ -120,7 +127,7 @@
                   <v:path o:extrusionok="f" gradientshapeok="t" o:connecttype="rect"/>
                   <o:lock v:ext="edit" aspectratio="t"/>
                 </v:shapetype>
-                <v:shape id="image1.png" o:spid="_x0000_i1025" type="#_x0000_t75" alt="email4.png" style="width:9.75pt;height:9.75pt;visibility:visible;mso-wrap-style:square">
+                <v:shape id="image1.png" o:spid="_x0000_i1025" type="#_x0000_t75" alt="email4.png" style="width:9.6pt;height:9.6pt;visibility:visible;mso-wrap-style:square">
                   <v:imagedata r:id="rId7" o:title="email4"/>
                 </v:shape>
               </w:pict>
@@ -141,10 +148,17 @@
             </w:pPr>
             <w:r>
               <w:rPr>
+                <w:noProof/>
+                <w:color w:val="000000" w:themeColor="text1"/>
+              </w:rPr>
+            </w:r>
+            <w:r>
+              <w:rPr>
+                <w:noProof/>
                 <w:color w:val="000000" w:themeColor="text1"/>
               </w:rPr>
               <w:pict w14:anchorId="04775D4D">
-                <v:shape id="image3.png" o:spid="_x0000_i1026" type="#_x0000_t75" alt="phone8.png" style="width:10.5pt;height:10.5pt;visibility:visible;mso-wrap-style:square">
+                <v:shape id="image3.png" o:spid="_x0000_i1026" type="#_x0000_t75" alt="phone8.png" style="width:10.45pt;height:10.45pt;visibility:visible;mso-wrap-style:square">
                   <v:imagedata r:id="rId8" o:title="phone8"/>
                 </v:shape>
               </w:pict>
@@ -165,10 +179,17 @@
             </w:pPr>
             <w:r>
               <w:rPr>
+                <w:noProof/>
+                <w:color w:val="000000" w:themeColor="text1"/>
+              </w:rPr>
+            </w:r>
+            <w:r>
+              <w:rPr>
+                <w:noProof/>
                 <w:color w:val="000000" w:themeColor="text1"/>
               </w:rPr>
               <w:pict w14:anchorId="7242FDE7">
-                <v:shape id="image2.png" o:spid="_x0000_i1027" type="#_x0000_t75" alt="web17_1.png" style="width:10.5pt;height:10.5pt;visibility:visible;mso-wrap-style:square">
+                <v:shape id="image2.png" o:spid="_x0000_i1027" type="#_x0000_t75" alt="web17_1.png" style="width:10.15pt;height:10.15pt;visibility:visible;mso-wrap-style:square">
                   <v:imagedata r:id="rId9" o:title="web17_1"/>
                 </v:shape>
               </w:pict>
@@ -252,7 +273,15 @@
           <w:bCs/>
           <w:color w:val="000000" w:themeColor="text1"/>
         </w:rPr>
-        <w:t xml:space="preserve">Bachelor of Computer Science  </w:t>
+        <w:t xml:space="preserve">Bachelor of Computer Science </w:t>
+      </w:r>
+      <w:r>
+        <w:rPr>
+          <w:b/>
+          <w:bCs/>
+          <w:color w:val="000000" w:themeColor="text1"/>
+        </w:rPr>
+        <w:t xml:space="preserve">Plus Business </w:t>
       </w:r>
     </w:p>
     <w:p>
@@ -270,7 +299,31 @@
           <w:bCs/>
           <w:color w:val="000000" w:themeColor="text1"/>
         </w:rPr>
-        <w:t>Calvin University | Grand Rapids, MI | April 2025</w:t>
+        <w:t xml:space="preserve">Calvin University | Grand Rapids, MI | </w:t>
+      </w:r>
+      <w:r>
+        <w:rPr>
+          <w:b/>
+          <w:bCs/>
+          <w:color w:val="000000" w:themeColor="text1"/>
+        </w:rPr>
+        <w:t>Aug 2021</w:t>
+      </w:r>
+      <w:r>
+        <w:rPr>
+          <w:b/>
+          <w:bCs/>
+          <w:color w:val="000000" w:themeColor="text1"/>
+        </w:rPr>
+        <w:t>-</w:t>
+      </w:r>
+      <w:r>
+        <w:rPr>
+          <w:b/>
+          <w:bCs/>
+          <w:color w:val="000000" w:themeColor="text1"/>
+        </w:rPr>
+        <w:t>Apr 2025</w:t>
       </w:r>
     </w:p>
     <w:p>
@@ -420,13 +473,27 @@
         <w:rPr>
           <w:color w:val="000000" w:themeColor="text1"/>
         </w:rPr>
-        <w:t xml:space="preserve">Rapid7, ServiceNow, </w:t>
+        <w:t xml:space="preserve">Rapid7, </w:t>
       </w:r>
       <w:proofErr w:type="spellStart"/>
       <w:r>
         <w:rPr>
           <w:color w:val="000000" w:themeColor="text1"/>
         </w:rPr>
+        <w:t>ServiceNow</w:t>
+      </w:r>
+      <w:proofErr w:type="spellEnd"/>
+      <w:r>
+        <w:rPr>
+          <w:color w:val="000000" w:themeColor="text1"/>
+        </w:rPr>
+        <w:t xml:space="preserve">, </w:t>
+      </w:r>
+      <w:proofErr w:type="spellStart"/>
+      <w:r>
+        <w:rPr>
+          <w:color w:val="000000" w:themeColor="text1"/>
+        </w:rPr>
         <w:t>Samanage</w:t>
       </w:r>
       <w:proofErr w:type="spellEnd"/>
@@ -434,8 +501,16 @@
         <w:rPr>
           <w:color w:val="000000" w:themeColor="text1"/>
         </w:rPr>
-        <w:t>, Git</w:t>
-      </w:r>
+        <w:t xml:space="preserve">, </w:t>
+      </w:r>
+      <w:proofErr w:type="spellStart"/>
+      <w:r>
+        <w:rPr>
+          <w:color w:val="000000" w:themeColor="text1"/>
+        </w:rPr>
+        <w:t>Git</w:t>
+      </w:r>
+      <w:proofErr w:type="spellEnd"/>
     </w:p>
     <w:p>
       <w:pPr>
@@ -598,23 +673,17 @@
         <w:t xml:space="preserve"> </w:t>
       </w:r>
       <w:r>
-        <w:t>Used SQL and Rapid7 to identify and stop potential threats on Independent Bank’s network.</w:t>
-      </w:r>
-      <w:r>
-        <w:br/>
-        <w:t xml:space="preserve">       •</w:t>
-      </w:r>
-      <w:r>
-        <w:t xml:space="preserve"> </w:t>
-      </w:r>
-      <w:r>
-        <w:t xml:space="preserve">Managed support tickets with </w:t>
-      </w:r>
-      <w:proofErr w:type="spellStart"/>
-      <w:r>
-        <w:t>Samanage</w:t>
-      </w:r>
-      <w:proofErr w:type="spellEnd"/>
+        <w:t>Used SQL</w:t>
+      </w:r>
+      <w:r>
+        <w:t xml:space="preserve">, Active Directory, Mimecast, and </w:t>
+      </w:r>
+      <w:r>
+        <w:t>Rapid7</w:t>
+      </w:r>
+      <w:r>
+        <w:t xml:space="preserve"> to monitor network</w:t>
+      </w:r>
       <w:r>
         <w:t>.</w:t>
       </w:r>
@@ -626,7 +695,10 @@
         <w:t>• Contributed</w:t>
       </w:r>
       <w:r>
-        <w:t xml:space="preserve"> to a project focused on improving how Independent Bank connects with its community.</w:t>
+        <w:t xml:space="preserve"> to </w:t>
+      </w:r>
+      <w:r>
+        <w:t>presenting a tiered product engagement program to executives at the bank.</w:t>
       </w:r>
     </w:p>
     <w:p>
@@ -978,10 +1050,6 @@
       </w:pPr>
       <w:r>
         <w:t xml:space="preserve">       • Developed an AI tool for studying in school using Python with JS and React Native.</w:t>
-      </w:r>
-      <w:r>
-        <w:br/>
-        <w:t xml:space="preserve">       • Implemented natural language processing to process and respond to user queries effectively.</w:t>
       </w:r>
       <w:r>
         <w:br/>
@@ -1025,7 +1093,7 @@
 </file>
 
 <file path=word/endnotes.xml><?xml version="1.0" encoding="utf-8"?>
-<w:endnotes xmlns:wpc="http://schemas.microsoft.com/office/word/2010/wordprocessingCanvas" xmlns:cx="http://schemas.microsoft.com/office/drawing/2014/chartex" xmlns:cx1="http://schemas.microsoft.com/office/drawing/2015/9/8/chartex" xmlns:cx2="http://schemas.microsoft.com/office/drawing/2015/10/21/chartex" xmlns:cx3="http://schemas.microsoft.com/office/drawing/2016/5/9/chartex" xmlns:cx4="http://schemas.microsoft.com/office/drawing/2016/5/10/chartex" xmlns:cx5="http://schemas.microsoft.com/office/drawing/2016/5/11/chartex" xmlns:cx6="http://schemas.microsoft.com/office/drawing/2016/5/12/chartex" xmlns:cx7="http://schemas.microsoft.com/office/drawing/2016/5/13/chartex" xmlns:cx8="http://schemas.microsoft.com/office/drawing/2016/5/14/chartex" xmlns:mc="http://schemas.openxmlformats.org/markup-compatibility/2006" xmlns:aink="http://schemas.microsoft.com/office/drawing/2016/ink" xmlns:am3d="http://schemas.microsoft.com/office/drawing/2017/model3d" xmlns:o="urn:schemas-microsoft-com:office:office" xmlns:oel="http://schemas.microsoft.com/office/2019/extlst" xmlns:r="http://schemas.openxmlformats.org/officeDocument/2006/relationships" xmlns:m="http://schemas.openxmlformats.org/officeDocument/2006/math" xmlns:v="urn:schemas-microsoft-com:vml" xmlns:wp14="http://schemas.microsoft.com/office/word/2010/wordprocessingDrawing" xmlns:wp="http://schemas.openxmlformats.org/drawingml/2006/wordprocessingDrawing" xmlns:w10="urn:schemas-microsoft-com:office:word" xmlns:w="http://schemas.openxmlformats.org/wordprocessingml/2006/main" xmlns:w14="http://schemas.microsoft.com/office/word/2010/wordml" xmlns:w15="http://schemas.microsoft.com/office/word/2012/wordml" xmlns:w16cex="http://schemas.microsoft.com/office/word/2018/wordml/cex" xmlns:w16cid="http://schemas.microsoft.com/office/word/2016/wordml/cid" xmlns:w16="http://schemas.microsoft.com/office/word/2018/wordml" xmlns:w16du="http://schemas.microsoft.com/office/word/2023/wordml/word16du" xmlns:w16sdtdh="http://schemas.microsoft.com/office/word/2020/wordml/sdtdatahash" xmlns:w16sdtfl="http://schemas.microsoft.com/office/word/2024/wordml/sdtformatlock" xmlns:w16se="http://schemas.microsoft.com/office/word/2015/wordml/symex" xmlns:wpg="http://schemas.microsoft.com/office/word/2010/wordprocessingGroup" xmlns:wpi="http://schemas.microsoft.com/office/word/2010/wordprocessingInk" xmlns:wne="http://schemas.microsoft.com/office/word/2006/wordml" xmlns:wps="http://schemas.microsoft.com/office/word/2010/wordprocessingShape" mc:Ignorable="w14 w15 w16se w16cid w16 w16cex w16sdtdh w16sdtfl w16du wp14">
+<w:endnotes xmlns:wpc="http://schemas.microsoft.com/office/word/2010/wordprocessingCanvas" xmlns:cx="http://schemas.microsoft.com/office/drawing/2014/chartex" xmlns:cx1="http://schemas.microsoft.com/office/drawing/2015/9/8/chartex" xmlns:cx2="http://schemas.microsoft.com/office/drawing/2015/10/21/chartex" xmlns:cx3="http://schemas.microsoft.com/office/drawing/2016/5/9/chartex" xmlns:cx4="http://schemas.microsoft.com/office/drawing/2016/5/10/chartex" xmlns:cx5="http://schemas.microsoft.com/office/drawing/2016/5/11/chartex" xmlns:cx6="http://schemas.microsoft.com/office/drawing/2016/5/12/chartex" xmlns:cx7="http://schemas.microsoft.com/office/drawing/2016/5/13/chartex" xmlns:cx8="http://schemas.microsoft.com/office/drawing/2016/5/14/chartex" xmlns:mc="http://schemas.openxmlformats.org/markup-compatibility/2006" xmlns:aink="http://schemas.microsoft.com/office/drawing/2016/ink" xmlns:am3d="http://schemas.microsoft.com/office/drawing/2017/model3d" xmlns:o="urn:schemas-microsoft-com:office:office" xmlns:oel="http://schemas.microsoft.com/office/2019/extlst" xmlns:r="http://schemas.openxmlformats.org/officeDocument/2006/relationships" xmlns:m="http://schemas.openxmlformats.org/officeDocument/2006/math" xmlns:v="urn:schemas-microsoft-com:vml" xmlns:wp14="http://schemas.microsoft.com/office/word/2010/wordprocessingDrawing" xmlns:wp="http://schemas.openxmlformats.org/drawingml/2006/wordprocessingDrawing" xmlns:w10="urn:schemas-microsoft-com:office:word" xmlns:w="http://schemas.openxmlformats.org/wordprocessingml/2006/main" xmlns:w14="http://schemas.microsoft.com/office/word/2010/wordml" xmlns:w15="http://schemas.microsoft.com/office/word/2012/wordml" xmlns:w16cei="http://schemas.microsoft.com/office/word/2026/wordml/cei" xmlns:w16cex="http://schemas.microsoft.com/office/word/2018/wordml/cex" xmlns:w16cid="http://schemas.microsoft.com/office/word/2016/wordml/cid" xmlns:w16="http://schemas.microsoft.com/office/word/2018/wordml" xmlns:w16du="http://schemas.microsoft.com/office/word/2023/wordml/word16du" xmlns:w16sdtdh="http://schemas.microsoft.com/office/word/2020/wordml/sdtdatahash" xmlns:w16sdtfl="http://schemas.microsoft.com/office/word/2024/wordml/sdtformatlock" xmlns:w16se="http://schemas.microsoft.com/office/word/2015/wordml/symex" xmlns:wpg="http://schemas.microsoft.com/office/word/2010/wordprocessingGroup" xmlns:wpi="http://schemas.microsoft.com/office/word/2010/wordprocessingInk" xmlns:wne="http://schemas.microsoft.com/office/word/2006/wordml" xmlns:wps="http://schemas.microsoft.com/office/word/2010/wordprocessingShape" mc:Ignorable="w14 w15 w16se w16cid w16 w16cex w16sdtdh w16sdtfl w16du wp14">
   <w:endnote w:type="separator" w:id="-1">
     <w:p>
       <w:pPr>
@@ -1050,7 +1118,7 @@
 </file>
 
 <file path=word/footer1.xml><?xml version="1.0" encoding="utf-8"?>
-<w:ftr xmlns:wpc="http://schemas.microsoft.com/office/word/2010/wordprocessingCanvas" xmlns:cx="http://schemas.microsoft.com/office/drawing/2014/chartex" xmlns:cx1="http://schemas.microsoft.com/office/drawing/2015/9/8/chartex" xmlns:cx2="http://schemas.microsoft.com/office/drawing/2015/10/21/chartex" xmlns:cx3="http://schemas.microsoft.com/office/drawing/2016/5/9/chartex" xmlns:cx4="http://schemas.microsoft.com/office/drawing/2016/5/10/chartex" xmlns:cx5="http://schemas.microsoft.com/office/drawing/2016/5/11/chartex" xmlns:cx6="http://schemas.microsoft.com/office/drawing/2016/5/12/chartex" xmlns:cx7="http://schemas.microsoft.com/office/drawing/2016/5/13/chartex" xmlns:cx8="http://schemas.microsoft.com/office/drawing/2016/5/14/chartex" xmlns:mc="http://schemas.openxmlformats.org/markup-compatibility/2006" xmlns:aink="http://schemas.microsoft.com/office/drawing/2016/ink" xmlns:am3d="http://schemas.microsoft.com/office/drawing/2017/model3d" xmlns:o="urn:schemas-microsoft-com:office:office" xmlns:oel="http://schemas.microsoft.com/office/2019/extlst" xmlns:r="http://schemas.openxmlformats.org/officeDocument/2006/relationships" xmlns:m="http://schemas.openxmlformats.org/officeDocument/2006/math" xmlns:v="urn:schemas-microsoft-com:vml" xmlns:wp14="http://schemas.microsoft.com/office/word/2010/wordprocessingDrawing" xmlns:wp="http://schemas.openxmlformats.org/drawingml/2006/wordprocessingDrawing" xmlns:w10="urn:schemas-microsoft-com:office:word" xmlns:w="http://schemas.openxmlformats.org/wordprocessingml/2006/main" xmlns:w14="http://schemas.microsoft.com/office/word/2010/wordml" xmlns:w15="http://schemas.microsoft.com/office/word/2012/wordml" xmlns:w16cex="http://schemas.microsoft.com/office/word/2018/wordml/cex" xmlns:w16cid="http://schemas.microsoft.com/office/word/2016/wordml/cid" xmlns:w16="http://schemas.microsoft.com/office/word/2018/wordml" xmlns:w16du="http://schemas.microsoft.com/office/word/2023/wordml/word16du" xmlns:w16sdtdh="http://schemas.microsoft.com/office/word/2020/wordml/sdtdatahash" xmlns:w16sdtfl="http://schemas.microsoft.com/office/word/2024/wordml/sdtformatlock" xmlns:w16se="http://schemas.microsoft.com/office/word/2015/wordml/symex" xmlns:wpg="http://schemas.microsoft.com/office/word/2010/wordprocessingGroup" xmlns:wpi="http://schemas.microsoft.com/office/word/2010/wordprocessingInk" xmlns:wne="http://schemas.microsoft.com/office/word/2006/wordml" xmlns:wps="http://schemas.microsoft.com/office/word/2010/wordprocessingShape" mc:Ignorable="w14 w15 w16se w16cid w16 w16cex w16sdtdh w16sdtfl w16du wp14">
+<w:ftr xmlns:wpc="http://schemas.microsoft.com/office/word/2010/wordprocessingCanvas" xmlns:cx="http://schemas.microsoft.com/office/drawing/2014/chartex" xmlns:cx1="http://schemas.microsoft.com/office/drawing/2015/9/8/chartex" xmlns:cx2="http://schemas.microsoft.com/office/drawing/2015/10/21/chartex" xmlns:cx3="http://schemas.microsoft.com/office/drawing/2016/5/9/chartex" xmlns:cx4="http://schemas.microsoft.com/office/drawing/2016/5/10/chartex" xmlns:cx5="http://schemas.microsoft.com/office/drawing/2016/5/11/chartex" xmlns:cx6="http://schemas.microsoft.com/office/drawing/2016/5/12/chartex" xmlns:cx7="http://schemas.microsoft.com/office/drawing/2016/5/13/chartex" xmlns:cx8="http://schemas.microsoft.com/office/drawing/2016/5/14/chartex" xmlns:mc="http://schemas.openxmlformats.org/markup-compatibility/2006" xmlns:aink="http://schemas.microsoft.com/office/drawing/2016/ink" xmlns:am3d="http://schemas.microsoft.com/office/drawing/2017/model3d" xmlns:o="urn:schemas-microsoft-com:office:office" xmlns:oel="http://schemas.microsoft.com/office/2019/extlst" xmlns:r="http://schemas.openxmlformats.org/officeDocument/2006/relationships" xmlns:m="http://schemas.openxmlformats.org/officeDocument/2006/math" xmlns:v="urn:schemas-microsoft-com:vml" xmlns:wp14="http://schemas.microsoft.com/office/word/2010/wordprocessingDrawing" xmlns:wp="http://schemas.openxmlformats.org/drawingml/2006/wordprocessingDrawing" xmlns:w10="urn:schemas-microsoft-com:office:word" xmlns:w="http://schemas.openxmlformats.org/wordprocessingml/2006/main" xmlns:w14="http://schemas.microsoft.com/office/word/2010/wordml" xmlns:w15="http://schemas.microsoft.com/office/word/2012/wordml" xmlns:w16cei="http://schemas.microsoft.com/office/word/2026/wordml/cei" xmlns:w16cex="http://schemas.microsoft.com/office/word/2018/wordml/cex" xmlns:w16cid="http://schemas.microsoft.com/office/word/2016/wordml/cid" xmlns:w16="http://schemas.microsoft.com/office/word/2018/wordml" xmlns:w16du="http://schemas.microsoft.com/office/word/2023/wordml/word16du" xmlns:w16sdtdh="http://schemas.microsoft.com/office/word/2020/wordml/sdtdatahash" xmlns:w16sdtfl="http://schemas.microsoft.com/office/word/2024/wordml/sdtformatlock" xmlns:w16se="http://schemas.microsoft.com/office/word/2015/wordml/symex" xmlns:wpg="http://schemas.microsoft.com/office/word/2010/wordprocessingGroup" xmlns:wpi="http://schemas.microsoft.com/office/word/2010/wordprocessingInk" xmlns:wne="http://schemas.microsoft.com/office/word/2006/wordml" xmlns:wps="http://schemas.microsoft.com/office/word/2010/wordprocessingShape" mc:Ignorable="w14 w15 w16se w16cid w16 w16cex w16sdtdh w16sdtfl w16du wp14">
   <w:p>
     <w:pPr>
       <w:pBdr>
@@ -1074,7 +1142,7 @@
 </file>
 
 <file path=word/footer2.xml><?xml version="1.0" encoding="utf-8"?>
-<w:ftr xmlns:wpc="http://schemas.microsoft.com/office/word/2010/wordprocessingCanvas" xmlns:cx="http://schemas.microsoft.com/office/drawing/2014/chartex" xmlns:cx1="http://schemas.microsoft.com/office/drawing/2015/9/8/chartex" xmlns:cx2="http://schemas.microsoft.com/office/drawing/2015/10/21/chartex" xmlns:cx3="http://schemas.microsoft.com/office/drawing/2016/5/9/chartex" xmlns:cx4="http://schemas.microsoft.com/office/drawing/2016/5/10/chartex" xmlns:cx5="http://schemas.microsoft.com/office/drawing/2016/5/11/chartex" xmlns:cx6="http://schemas.microsoft.com/office/drawing/2016/5/12/chartex" xmlns:cx7="http://schemas.microsoft.com/office/drawing/2016/5/13/chartex" xmlns:cx8="http://schemas.microsoft.com/office/drawing/2016/5/14/chartex" xmlns:mc="http://schemas.openxmlformats.org/markup-compatibility/2006" xmlns:aink="http://schemas.microsoft.com/office/drawing/2016/ink" xmlns:am3d="http://schemas.microsoft.com/office/drawing/2017/model3d" xmlns:o="urn:schemas-microsoft-com:office:office" xmlns:oel="http://schemas.microsoft.com/office/2019/extlst" xmlns:r="http://schemas.openxmlformats.org/officeDocument/2006/relationships" xmlns:m="http://schemas.openxmlformats.org/officeDocument/2006/math" xmlns:v="urn:schemas-microsoft-com:vml" xmlns:wp14="http://schemas.microsoft.com/office/word/2010/wordprocessingDrawing" xmlns:wp="http://schemas.openxmlformats.org/drawingml/2006/wordprocessingDrawing" xmlns:w10="urn:schemas-microsoft-com:office:word" xmlns:w="http://schemas.openxmlformats.org/wordprocessingml/2006/main" xmlns:w14="http://schemas.microsoft.com/office/word/2010/wordml" xmlns:w15="http://schemas.microsoft.com/office/word/2012/wordml" xmlns:w16cex="http://schemas.microsoft.com/office/word/2018/wordml/cex" xmlns:w16cid="http://schemas.microsoft.com/office/word/2016/wordml/cid" xmlns:w16="http://schemas.microsoft.com/office/word/2018/wordml" xmlns:w16du="http://schemas.microsoft.com/office/word/2023/wordml/word16du" xmlns:w16sdtdh="http://schemas.microsoft.com/office/word/2020/wordml/sdtdatahash" xmlns:w16sdtfl="http://schemas.microsoft.com/office/word/2024/wordml/sdtformatlock" xmlns:w16se="http://schemas.microsoft.com/office/word/2015/wordml/symex" xmlns:wpg="http://schemas.microsoft.com/office/word/2010/wordprocessingGroup" xmlns:wpi="http://schemas.microsoft.com/office/word/2010/wordprocessingInk" xmlns:wne="http://schemas.microsoft.com/office/word/2006/wordml" xmlns:wps="http://schemas.microsoft.com/office/word/2010/wordprocessingShape" mc:Ignorable="w14 w15 w16se w16cid w16 w16cex w16sdtdh w16sdtfl w16du wp14">
+<w:ftr xmlns:wpc="http://schemas.microsoft.com/office/word/2010/wordprocessingCanvas" xmlns:cx="http://schemas.microsoft.com/office/drawing/2014/chartex" xmlns:cx1="http://schemas.microsoft.com/office/drawing/2015/9/8/chartex" xmlns:cx2="http://schemas.microsoft.com/office/drawing/2015/10/21/chartex" xmlns:cx3="http://schemas.microsoft.com/office/drawing/2016/5/9/chartex" xmlns:cx4="http://schemas.microsoft.com/office/drawing/2016/5/10/chartex" xmlns:cx5="http://schemas.microsoft.com/office/drawing/2016/5/11/chartex" xmlns:cx6="http://schemas.microsoft.com/office/drawing/2016/5/12/chartex" xmlns:cx7="http://schemas.microsoft.com/office/drawing/2016/5/13/chartex" xmlns:cx8="http://schemas.microsoft.com/office/drawing/2016/5/14/chartex" xmlns:mc="http://schemas.openxmlformats.org/markup-compatibility/2006" xmlns:aink="http://schemas.microsoft.com/office/drawing/2016/ink" xmlns:am3d="http://schemas.microsoft.com/office/drawing/2017/model3d" xmlns:o="urn:schemas-microsoft-com:office:office" xmlns:oel="http://schemas.microsoft.com/office/2019/extlst" xmlns:r="http://schemas.openxmlformats.org/officeDocument/2006/relationships" xmlns:m="http://schemas.openxmlformats.org/officeDocument/2006/math" xmlns:v="urn:schemas-microsoft-com:vml" xmlns:wp14="http://schemas.microsoft.com/office/word/2010/wordprocessingDrawing" xmlns:wp="http://schemas.openxmlformats.org/drawingml/2006/wordprocessingDrawing" xmlns:w10="urn:schemas-microsoft-com:office:word" xmlns:w="http://schemas.openxmlformats.org/wordprocessingml/2006/main" xmlns:w14="http://schemas.microsoft.com/office/word/2010/wordml" xmlns:w15="http://schemas.microsoft.com/office/word/2012/wordml" xmlns:w16cei="http://schemas.microsoft.com/office/word/2026/wordml/cei" xmlns:w16cex="http://schemas.microsoft.com/office/word/2018/wordml/cex" xmlns:w16cid="http://schemas.microsoft.com/office/word/2016/wordml/cid" xmlns:w16="http://schemas.microsoft.com/office/word/2018/wordml" xmlns:w16du="http://schemas.microsoft.com/office/word/2023/wordml/word16du" xmlns:w16sdtdh="http://schemas.microsoft.com/office/word/2020/wordml/sdtdatahash" xmlns:w16sdtfl="http://schemas.microsoft.com/office/word/2024/wordml/sdtformatlock" xmlns:w16se="http://schemas.microsoft.com/office/word/2015/wordml/symex" xmlns:wpg="http://schemas.microsoft.com/office/word/2010/wordprocessingGroup" xmlns:wpi="http://schemas.microsoft.com/office/word/2010/wordprocessingInk" xmlns:wne="http://schemas.microsoft.com/office/word/2006/wordml" xmlns:wps="http://schemas.microsoft.com/office/word/2010/wordprocessingShape" mc:Ignorable="w14 w15 w16se w16cid w16 w16cex w16sdtdh w16sdtfl w16du wp14">
   <w:p>
     <w:pPr>
       <w:pBdr>
@@ -1098,7 +1166,7 @@
 </file>
 
 <file path=word/footer3.xml><?xml version="1.0" encoding="utf-8"?>
-<w:ftr xmlns:wpc="http://schemas.microsoft.com/office/word/2010/wordprocessingCanvas" xmlns:cx="http://schemas.microsoft.com/office/drawing/2014/chartex" xmlns:cx1="http://schemas.microsoft.com/office/drawing/2015/9/8/chartex" xmlns:cx2="http://schemas.microsoft.com/office/drawing/2015/10/21/chartex" xmlns:cx3="http://schemas.microsoft.com/office/drawing/2016/5/9/chartex" xmlns:cx4="http://schemas.microsoft.com/office/drawing/2016/5/10/chartex" xmlns:cx5="http://schemas.microsoft.com/office/drawing/2016/5/11/chartex" xmlns:cx6="http://schemas.microsoft.com/office/drawing/2016/5/12/chartex" xmlns:cx7="http://schemas.microsoft.com/office/drawing/2016/5/13/chartex" xmlns:cx8="http://schemas.microsoft.com/office/drawing/2016/5/14/chartex" xmlns:mc="http://schemas.openxmlformats.org/markup-compatibility/2006" xmlns:aink="http://schemas.microsoft.com/office/drawing/2016/ink" xmlns:am3d="http://schemas.microsoft.com/office/drawing/2017/model3d" xmlns:o="urn:schemas-microsoft-com:office:office" xmlns:oel="http://schemas.microsoft.com/office/2019/extlst" xmlns:r="http://schemas.openxmlformats.org/officeDocument/2006/relationships" xmlns:m="http://schemas.openxmlformats.org/officeDocument/2006/math" xmlns:v="urn:schemas-microsoft-com:vml" xmlns:wp14="http://schemas.microsoft.com/office/word/2010/wordprocessingDrawing" xmlns:wp="http://schemas.openxmlformats.org/drawingml/2006/wordprocessingDrawing" xmlns:w10="urn:schemas-microsoft-com:office:word" xmlns:w="http://schemas.openxmlformats.org/wordprocessingml/2006/main" xmlns:w14="http://schemas.microsoft.com/office/word/2010/wordml" xmlns:w15="http://schemas.microsoft.com/office/word/2012/wordml" xmlns:w16cex="http://schemas.microsoft.com/office/word/2018/wordml/cex" xmlns:w16cid="http://schemas.microsoft.com/office/word/2016/wordml/cid" xmlns:w16="http://schemas.microsoft.com/office/word/2018/wordml" xmlns:w16du="http://schemas.microsoft.com/office/word/2023/wordml/word16du" xmlns:w16sdtdh="http://schemas.microsoft.com/office/word/2020/wordml/sdtdatahash" xmlns:w16sdtfl="http://schemas.microsoft.com/office/word/2024/wordml/sdtformatlock" xmlns:w16se="http://schemas.microsoft.com/office/word/2015/wordml/symex" xmlns:wpg="http://schemas.microsoft.com/office/word/2010/wordprocessingGroup" xmlns:wpi="http://schemas.microsoft.com/office/word/2010/wordprocessingInk" xmlns:wne="http://schemas.microsoft.com/office/word/2006/wordml" xmlns:wps="http://schemas.microsoft.com/office/word/2010/wordprocessingShape" mc:Ignorable="w14 w15 w16se w16cid w16 w16cex w16sdtdh w16sdtfl w16du wp14">
+<w:ftr xmlns:wpc="http://schemas.microsoft.com/office/word/2010/wordprocessingCanvas" xmlns:cx="http://schemas.microsoft.com/office/drawing/2014/chartex" xmlns:cx1="http://schemas.microsoft.com/office/drawing/2015/9/8/chartex" xmlns:cx2="http://schemas.microsoft.com/office/drawing/2015/10/21/chartex" xmlns:cx3="http://schemas.microsoft.com/office/drawing/2016/5/9/chartex" xmlns:cx4="http://schemas.microsoft.com/office/drawing/2016/5/10/chartex" xmlns:cx5="http://schemas.microsoft.com/office/drawing/2016/5/11/chartex" xmlns:cx6="http://schemas.microsoft.com/office/drawing/2016/5/12/chartex" xmlns:cx7="http://schemas.microsoft.com/office/drawing/2016/5/13/chartex" xmlns:cx8="http://schemas.microsoft.com/office/drawing/2016/5/14/chartex" xmlns:mc="http://schemas.openxmlformats.org/markup-compatibility/2006" xmlns:aink="http://schemas.microsoft.com/office/drawing/2016/ink" xmlns:am3d="http://schemas.microsoft.com/office/drawing/2017/model3d" xmlns:o="urn:schemas-microsoft-com:office:office" xmlns:oel="http://schemas.microsoft.com/office/2019/extlst" xmlns:r="http://schemas.openxmlformats.org/officeDocument/2006/relationships" xmlns:m="http://schemas.openxmlformats.org/officeDocument/2006/math" xmlns:v="urn:schemas-microsoft-com:vml" xmlns:wp14="http://schemas.microsoft.com/office/word/2010/wordprocessingDrawing" xmlns:wp="http://schemas.openxmlformats.org/drawingml/2006/wordprocessingDrawing" xmlns:w10="urn:schemas-microsoft-com:office:word" xmlns:w="http://schemas.openxmlformats.org/wordprocessingml/2006/main" xmlns:w14="http://schemas.microsoft.com/office/word/2010/wordml" xmlns:w15="http://schemas.microsoft.com/office/word/2012/wordml" xmlns:w16cei="http://schemas.microsoft.com/office/word/2026/wordml/cei" xmlns:w16cex="http://schemas.microsoft.com/office/word/2018/wordml/cex" xmlns:w16cid="http://schemas.microsoft.com/office/word/2016/wordml/cid" xmlns:w16="http://schemas.microsoft.com/office/word/2018/wordml" xmlns:w16du="http://schemas.microsoft.com/office/word/2023/wordml/word16du" xmlns:w16sdtdh="http://schemas.microsoft.com/office/word/2020/wordml/sdtdatahash" xmlns:w16sdtfl="http://schemas.microsoft.com/office/word/2024/wordml/sdtformatlock" xmlns:w16se="http://schemas.microsoft.com/office/word/2015/wordml/symex" xmlns:wpg="http://schemas.microsoft.com/office/word/2010/wordprocessingGroup" xmlns:wpi="http://schemas.microsoft.com/office/word/2010/wordprocessingInk" xmlns:wne="http://schemas.microsoft.com/office/word/2006/wordml" xmlns:wps="http://schemas.microsoft.com/office/word/2010/wordprocessingShape" mc:Ignorable="w14 w15 w16se w16cid w16 w16cex w16sdtdh w16sdtfl w16du wp14">
   <w:p>
     <w:pPr>
       <w:pBdr>
@@ -1122,7 +1190,7 @@
 </file>
 
 <file path=word/footnotes.xml><?xml version="1.0" encoding="utf-8"?>
-<w:footnotes xmlns:wpc="http://schemas.microsoft.com/office/word/2010/wordprocessingCanvas" xmlns:cx="http://schemas.microsoft.com/office/drawing/2014/chartex" xmlns:cx1="http://schemas.microsoft.com/office/drawing/2015/9/8/chartex" xmlns:cx2="http://schemas.microsoft.com/office/drawing/2015/10/21/chartex" xmlns:cx3="http://schemas.microsoft.com/office/drawing/2016/5/9/chartex" xmlns:cx4="http://schemas.microsoft.com/office/drawing/2016/5/10/chartex" xmlns:cx5="http://schemas.microsoft.com/office/drawing/2016/5/11/chartex" xmlns:cx6="http://schemas.microsoft.com/office/drawing/2016/5/12/chartex" xmlns:cx7="http://schemas.microsoft.com/office/drawing/2016/5/13/chartex" xmlns:cx8="http://schemas.microsoft.com/office/drawing/2016/5/14/chartex" xmlns:mc="http://schemas.openxmlformats.org/markup-compatibility/2006" xmlns:aink="http://schemas.microsoft.com/office/drawing/2016/ink" xmlns:am3d="http://schemas.microsoft.com/office/drawing/2017/model3d" xmlns:o="urn:schemas-microsoft-com:office:office" xmlns:oel="http://schemas.microsoft.com/office/2019/extlst" xmlns:r="http://schemas.openxmlformats.org/officeDocument/2006/relationships" xmlns:m="http://schemas.openxmlformats.org/officeDocument/2006/math" xmlns:v="urn:schemas-microsoft-com:vml" xmlns:wp14="http://schemas.microsoft.com/office/word/2010/wordprocessingDrawing" xmlns:wp="http://schemas.openxmlformats.org/drawingml/2006/wordprocessingDrawing" xmlns:w10="urn:schemas-microsoft-com:office:word" xmlns:w="http://schemas.openxmlformats.org/wordprocessingml/2006/main" xmlns:w14="http://schemas.microsoft.com/office/word/2010/wordml" xmlns:w15="http://schemas.microsoft.com/office/word/2012/wordml" xmlns:w16cex="http://schemas.microsoft.com/office/word/2018/wordml/cex" xmlns:w16cid="http://schemas.microsoft.com/office/word/2016/wordml/cid" xmlns:w16="http://schemas.microsoft.com/office/word/2018/wordml" xmlns:w16du="http://schemas.microsoft.com/office/word/2023/wordml/word16du" xmlns:w16sdtdh="http://schemas.microsoft.com/office/word/2020/wordml/sdtdatahash" xmlns:w16sdtfl="http://schemas.microsoft.com/office/word/2024/wordml/sdtformatlock" xmlns:w16se="http://schemas.microsoft.com/office/word/2015/wordml/symex" xmlns:wpg="http://schemas.microsoft.com/office/word/2010/wordprocessingGroup" xmlns:wpi="http://schemas.microsoft.com/office/word/2010/wordprocessingInk" xmlns:wne="http://schemas.microsoft.com/office/word/2006/wordml" xmlns:wps="http://schemas.microsoft.com/office/word/2010/wordprocessingShape" mc:Ignorable="w14 w15 w16se w16cid w16 w16cex w16sdtdh w16sdtfl w16du wp14">
+<w:footnotes xmlns:wpc="http://schemas.microsoft.com/office/word/2010/wordprocessingCanvas" xmlns:cx="http://schemas.microsoft.com/office/drawing/2014/chartex" xmlns:cx1="http://schemas.microsoft.com/office/drawing/2015/9/8/chartex" xmlns:cx2="http://schemas.microsoft.com/office/drawing/2015/10/21/chartex" xmlns:cx3="http://schemas.microsoft.com/office/drawing/2016/5/9/chartex" xmlns:cx4="http://schemas.microsoft.com/office/drawing/2016/5/10/chartex" xmlns:cx5="http://schemas.microsoft.com/office/drawing/2016/5/11/chartex" xmlns:cx6="http://schemas.microsoft.com/office/drawing/2016/5/12/chartex" xmlns:cx7="http://schemas.microsoft.com/office/drawing/2016/5/13/chartex" xmlns:cx8="http://schemas.microsoft.com/office/drawing/2016/5/14/chartex" xmlns:mc="http://schemas.openxmlformats.org/markup-compatibility/2006" xmlns:aink="http://schemas.microsoft.com/office/drawing/2016/ink" xmlns:am3d="http://schemas.microsoft.com/office/drawing/2017/model3d" xmlns:o="urn:schemas-microsoft-com:office:office" xmlns:oel="http://schemas.microsoft.com/office/2019/extlst" xmlns:r="http://schemas.openxmlformats.org/officeDocument/2006/relationships" xmlns:m="http://schemas.openxmlformats.org/officeDocument/2006/math" xmlns:v="urn:schemas-microsoft-com:vml" xmlns:wp14="http://schemas.microsoft.com/office/word/2010/wordprocessingDrawing" xmlns:wp="http://schemas.openxmlformats.org/drawingml/2006/wordprocessingDrawing" xmlns:w10="urn:schemas-microsoft-com:office:word" xmlns:w="http://schemas.openxmlformats.org/wordprocessingml/2006/main" xmlns:w14="http://schemas.microsoft.com/office/word/2010/wordml" xmlns:w15="http://schemas.microsoft.com/office/word/2012/wordml" xmlns:w16cei="http://schemas.microsoft.com/office/word/2026/wordml/cei" xmlns:w16cex="http://schemas.microsoft.com/office/word/2018/wordml/cex" xmlns:w16cid="http://schemas.microsoft.com/office/word/2016/wordml/cid" xmlns:w16="http://schemas.microsoft.com/office/word/2018/wordml" xmlns:w16du="http://schemas.microsoft.com/office/word/2023/wordml/word16du" xmlns:w16sdtdh="http://schemas.microsoft.com/office/word/2020/wordml/sdtdatahash" xmlns:w16sdtfl="http://schemas.microsoft.com/office/word/2024/wordml/sdtformatlock" xmlns:w16se="http://schemas.microsoft.com/office/word/2015/wordml/symex" xmlns:wpg="http://schemas.microsoft.com/office/word/2010/wordprocessingGroup" xmlns:wpi="http://schemas.microsoft.com/office/word/2010/wordprocessingInk" xmlns:wne="http://schemas.microsoft.com/office/word/2006/wordml" xmlns:wps="http://schemas.microsoft.com/office/word/2010/wordprocessingShape" mc:Ignorable="w14 w15 w16se w16cid w16 w16cex w16sdtdh w16sdtfl w16du wp14">
   <w:footnote w:type="separator" w:id="-1">
     <w:p>
       <w:pPr>
@@ -1147,7 +1215,7 @@
 </file>
 
 <file path=word/header1.xml><?xml version="1.0" encoding="utf-8"?>
-<w:hdr xmlns:wpc="http://schemas.microsoft.com/office/word/2010/wordprocessingCanvas" xmlns:cx="http://schemas.microsoft.com/office/drawing/2014/chartex" xmlns:cx1="http://schemas.microsoft.com/office/drawing/2015/9/8/chartex" xmlns:cx2="http://schemas.microsoft.com/office/drawing/2015/10/21/chartex" xmlns:cx3="http://schemas.microsoft.com/office/drawing/2016/5/9/chartex" xmlns:cx4="http://schemas.microsoft.com/office/drawing/2016/5/10/chartex" xmlns:cx5="http://schemas.microsoft.com/office/drawing/2016/5/11/chartex" xmlns:cx6="http://schemas.microsoft.com/office/drawing/2016/5/12/chartex" xmlns:cx7="http://schemas.microsoft.com/office/drawing/2016/5/13/chartex" xmlns:cx8="http://schemas.microsoft.com/office/drawing/2016/5/14/chartex" xmlns:mc="http://schemas.openxmlformats.org/markup-compatibility/2006" xmlns:aink="http://schemas.microsoft.com/office/drawing/2016/ink" xmlns:am3d="http://schemas.microsoft.com/office/drawing/2017/model3d" xmlns:o="urn:schemas-microsoft-com:office:office" xmlns:oel="http://schemas.microsoft.com/office/2019/extlst" xmlns:r="http://schemas.openxmlformats.org/officeDocument/2006/relationships" xmlns:m="http://schemas.openxmlformats.org/officeDocument/2006/math" xmlns:v="urn:schemas-microsoft-com:vml" xmlns:wp14="http://schemas.microsoft.com/office/word/2010/wordprocessingDrawing" xmlns:wp="http://schemas.openxmlformats.org/drawingml/2006/wordprocessingDrawing" xmlns:w10="urn:schemas-microsoft-com:office:word" xmlns:w="http://schemas.openxmlformats.org/wordprocessingml/2006/main" xmlns:w14="http://schemas.microsoft.com/office/word/2010/wordml" xmlns:w15="http://schemas.microsoft.com/office/word/2012/wordml" xmlns:w16cex="http://schemas.microsoft.com/office/word/2018/wordml/cex" xmlns:w16cid="http://schemas.microsoft.com/office/word/2016/wordml/cid" xmlns:w16="http://schemas.microsoft.com/office/word/2018/wordml" xmlns:w16du="http://schemas.microsoft.com/office/word/2023/wordml/word16du" xmlns:w16sdtdh="http://schemas.microsoft.com/office/word/2020/wordml/sdtdatahash" xmlns:w16sdtfl="http://schemas.microsoft.com/office/word/2024/wordml/sdtformatlock" xmlns:w16se="http://schemas.microsoft.com/office/word/2015/wordml/symex" xmlns:wpg="http://schemas.microsoft.com/office/word/2010/wordprocessingGroup" xmlns:wpi="http://schemas.microsoft.com/office/word/2010/wordprocessingInk" xmlns:wne="http://schemas.microsoft.com/office/word/2006/wordml" xmlns:wps="http://schemas.microsoft.com/office/word/2010/wordprocessingShape" mc:Ignorable="w14 w15 w16se w16cid w16 w16cex w16sdtdh w16sdtfl w16du wp14">
+<w:hdr xmlns:wpc="http://schemas.microsoft.com/office/word/2010/wordprocessingCanvas" xmlns:cx="http://schemas.microsoft.com/office/drawing/2014/chartex" xmlns:cx1="http://schemas.microsoft.com/office/drawing/2015/9/8/chartex" xmlns:cx2="http://schemas.microsoft.com/office/drawing/2015/10/21/chartex" xmlns:cx3="http://schemas.microsoft.com/office/drawing/2016/5/9/chartex" xmlns:cx4="http://schemas.microsoft.com/office/drawing/2016/5/10/chartex" xmlns:cx5="http://schemas.microsoft.com/office/drawing/2016/5/11/chartex" xmlns:cx6="http://schemas.microsoft.com/office/drawing/2016/5/12/chartex" xmlns:cx7="http://schemas.microsoft.com/office/drawing/2016/5/13/chartex" xmlns:cx8="http://schemas.microsoft.com/office/drawing/2016/5/14/chartex" xmlns:mc="http://schemas.openxmlformats.org/markup-compatibility/2006" xmlns:aink="http://schemas.microsoft.com/office/drawing/2016/ink" xmlns:am3d="http://schemas.microsoft.com/office/drawing/2017/model3d" xmlns:o="urn:schemas-microsoft-com:office:office" xmlns:oel="http://schemas.microsoft.com/office/2019/extlst" xmlns:r="http://schemas.openxmlformats.org/officeDocument/2006/relationships" xmlns:m="http://schemas.openxmlformats.org/officeDocument/2006/math" xmlns:v="urn:schemas-microsoft-com:vml" xmlns:wp14="http://schemas.microsoft.com/office/word/2010/wordprocessingDrawing" xmlns:wp="http://schemas.openxmlformats.org/drawingml/2006/wordprocessingDrawing" xmlns:w10="urn:schemas-microsoft-com:office:word" xmlns:w="http://schemas.openxmlformats.org/wordprocessingml/2006/main" xmlns:w14="http://schemas.microsoft.com/office/word/2010/wordml" xmlns:w15="http://schemas.microsoft.com/office/word/2012/wordml" xmlns:w16cei="http://schemas.microsoft.com/office/word/2026/wordml/cei" xmlns:w16cex="http://schemas.microsoft.com/office/word/2018/wordml/cex" xmlns:w16cid="http://schemas.microsoft.com/office/word/2016/wordml/cid" xmlns:w16="http://schemas.microsoft.com/office/word/2018/wordml" xmlns:w16du="http://schemas.microsoft.com/office/word/2023/wordml/word16du" xmlns:w16sdtdh="http://schemas.microsoft.com/office/word/2020/wordml/sdtdatahash" xmlns:w16sdtfl="http://schemas.microsoft.com/office/word/2024/wordml/sdtformatlock" xmlns:w16se="http://schemas.microsoft.com/office/word/2015/wordml/symex" xmlns:wpg="http://schemas.microsoft.com/office/word/2010/wordprocessingGroup" xmlns:wpi="http://schemas.microsoft.com/office/word/2010/wordprocessingInk" xmlns:wne="http://schemas.microsoft.com/office/word/2006/wordml" xmlns:wps="http://schemas.microsoft.com/office/word/2010/wordprocessingShape" mc:Ignorable="w14 w15 w16se w16cid w16 w16cex w16sdtdh w16sdtfl w16du wp14">
   <w:p>
     <w:pPr>
       <w:pBdr>
@@ -1171,7 +1239,7 @@
 </file>
 
 <file path=word/header2.xml><?xml version="1.0" encoding="utf-8"?>
-<w:hdr xmlns:wpc="http://schemas.microsoft.com/office/word/2010/wordprocessingCanvas" xmlns:cx="http://schemas.microsoft.com/office/drawing/2014/chartex" xmlns:cx1="http://schemas.microsoft.com/office/drawing/2015/9/8/chartex" xmlns:cx2="http://schemas.microsoft.com/office/drawing/2015/10/21/chartex" xmlns:cx3="http://schemas.microsoft.com/office/drawing/2016/5/9/chartex" xmlns:cx4="http://schemas.microsoft.com/office/drawing/2016/5/10/chartex" xmlns:cx5="http://schemas.microsoft.com/office/drawing/2016/5/11/chartex" xmlns:cx6="http://schemas.microsoft.com/office/drawing/2016/5/12/chartex" xmlns:cx7="http://schemas.microsoft.com/office/drawing/2016/5/13/chartex" xmlns:cx8="http://schemas.microsoft.com/office/drawing/2016/5/14/chartex" xmlns:mc="http://schemas.openxmlformats.org/markup-compatibility/2006" xmlns:aink="http://schemas.microsoft.com/office/drawing/2016/ink" xmlns:am3d="http://schemas.microsoft.com/office/drawing/2017/model3d" xmlns:o="urn:schemas-microsoft-com:office:office" xmlns:oel="http://schemas.microsoft.com/office/2019/extlst" xmlns:r="http://schemas.openxmlformats.org/officeDocument/2006/relationships" xmlns:m="http://schemas.openxmlformats.org/officeDocument/2006/math" xmlns:v="urn:schemas-microsoft-com:vml" xmlns:wp14="http://schemas.microsoft.com/office/word/2010/wordprocessingDrawing" xmlns:wp="http://schemas.openxmlformats.org/drawingml/2006/wordprocessingDrawing" xmlns:w10="urn:schemas-microsoft-com:office:word" xmlns:w="http://schemas.openxmlformats.org/wordprocessingml/2006/main" xmlns:w14="http://schemas.microsoft.com/office/word/2010/wordml" xmlns:w15="http://schemas.microsoft.com/office/word/2012/wordml" xmlns:w16cex="http://schemas.microsoft.com/office/word/2018/wordml/cex" xmlns:w16cid="http://schemas.microsoft.com/office/word/2016/wordml/cid" xmlns:w16="http://schemas.microsoft.com/office/word/2018/wordml" xmlns:w16du="http://schemas.microsoft.com/office/word/2023/wordml/word16du" xmlns:w16sdtdh="http://schemas.microsoft.com/office/word/2020/wordml/sdtdatahash" xmlns:w16sdtfl="http://schemas.microsoft.com/office/word/2024/wordml/sdtformatlock" xmlns:w16se="http://schemas.microsoft.com/office/word/2015/wordml/symex" xmlns:wpg="http://schemas.microsoft.com/office/word/2010/wordprocessingGroup" xmlns:wpi="http://schemas.microsoft.com/office/word/2010/wordprocessingInk" xmlns:wne="http://schemas.microsoft.com/office/word/2006/wordml" xmlns:wps="http://schemas.microsoft.com/office/word/2010/wordprocessingShape" mc:Ignorable="w14 w15 w16se w16cid w16 w16cex w16sdtdh w16sdtfl w16du wp14">
+<w:hdr xmlns:wpc="http://schemas.microsoft.com/office/word/2010/wordprocessingCanvas" xmlns:cx="http://schemas.microsoft.com/office/drawing/2014/chartex" xmlns:cx1="http://schemas.microsoft.com/office/drawing/2015/9/8/chartex" xmlns:cx2="http://schemas.microsoft.com/office/drawing/2015/10/21/chartex" xmlns:cx3="http://schemas.microsoft.com/office/drawing/2016/5/9/chartex" xmlns:cx4="http://schemas.microsoft.com/office/drawing/2016/5/10/chartex" xmlns:cx5="http://schemas.microsoft.com/office/drawing/2016/5/11/chartex" xmlns:cx6="http://schemas.microsoft.com/office/drawing/2016/5/12/chartex" xmlns:cx7="http://schemas.microsoft.com/office/drawing/2016/5/13/chartex" xmlns:cx8="http://schemas.microsoft.com/office/drawing/2016/5/14/chartex" xmlns:mc="http://schemas.openxmlformats.org/markup-compatibility/2006" xmlns:aink="http://schemas.microsoft.com/office/drawing/2016/ink" xmlns:am3d="http://schemas.microsoft.com/office/drawing/2017/model3d" xmlns:o="urn:schemas-microsoft-com:office:office" xmlns:oel="http://schemas.microsoft.com/office/2019/extlst" xmlns:r="http://schemas.openxmlformats.org/officeDocument/2006/relationships" xmlns:m="http://schemas.openxmlformats.org/officeDocument/2006/math" xmlns:v="urn:schemas-microsoft-com:vml" xmlns:wp14="http://schemas.microsoft.com/office/word/2010/wordprocessingDrawing" xmlns:wp="http://schemas.openxmlformats.org/drawingml/2006/wordprocessingDrawing" xmlns:w10="urn:schemas-microsoft-com:office:word" xmlns:w="http://schemas.openxmlformats.org/wordprocessingml/2006/main" xmlns:w14="http://schemas.microsoft.com/office/word/2010/wordml" xmlns:w15="http://schemas.microsoft.com/office/word/2012/wordml" xmlns:w16cei="http://schemas.microsoft.com/office/word/2026/wordml/cei" xmlns:w16cex="http://schemas.microsoft.com/office/word/2018/wordml/cex" xmlns:w16cid="http://schemas.microsoft.com/office/word/2016/wordml/cid" xmlns:w16="http://schemas.microsoft.com/office/word/2018/wordml" xmlns:w16du="http://schemas.microsoft.com/office/word/2023/wordml/word16du" xmlns:w16sdtdh="http://schemas.microsoft.com/office/word/2020/wordml/sdtdatahash" xmlns:w16sdtfl="http://schemas.microsoft.com/office/word/2024/wordml/sdtformatlock" xmlns:w16se="http://schemas.microsoft.com/office/word/2015/wordml/symex" xmlns:wpg="http://schemas.microsoft.com/office/word/2010/wordprocessingGroup" xmlns:wpi="http://schemas.microsoft.com/office/word/2010/wordprocessingInk" xmlns:wne="http://schemas.microsoft.com/office/word/2006/wordml" xmlns:wps="http://schemas.microsoft.com/office/word/2010/wordprocessingShape" mc:Ignorable="w14 w15 w16se w16cid w16 w16cex w16sdtdh w16sdtfl w16du wp14">
   <w:p>
     <w:pPr>
       <w:pBdr>
@@ -1195,7 +1263,7 @@
 </file>
 
 <file path=word/header3.xml><?xml version="1.0" encoding="utf-8"?>
-<w:hdr xmlns:wpc="http://schemas.microsoft.com/office/word/2010/wordprocessingCanvas" xmlns:cx="http://schemas.microsoft.com/office/drawing/2014/chartex" xmlns:cx1="http://schemas.microsoft.com/office/drawing/2015/9/8/chartex" xmlns:cx2="http://schemas.microsoft.com/office/drawing/2015/10/21/chartex" xmlns:cx3="http://schemas.microsoft.com/office/drawing/2016/5/9/chartex" xmlns:cx4="http://schemas.microsoft.com/office/drawing/2016/5/10/chartex" xmlns:cx5="http://schemas.microsoft.com/office/drawing/2016/5/11/chartex" xmlns:cx6="http://schemas.microsoft.com/office/drawing/2016/5/12/chartex" xmlns:cx7="http://schemas.microsoft.com/office/drawing/2016/5/13/chartex" xmlns:cx8="http://schemas.microsoft.com/office/drawing/2016/5/14/chartex" xmlns:mc="http://schemas.openxmlformats.org/markup-compatibility/2006" xmlns:aink="http://schemas.microsoft.com/office/drawing/2016/ink" xmlns:am3d="http://schemas.microsoft.com/office/drawing/2017/model3d" xmlns:o="urn:schemas-microsoft-com:office:office" xmlns:oel="http://schemas.microsoft.com/office/2019/extlst" xmlns:r="http://schemas.openxmlformats.org/officeDocument/2006/relationships" xmlns:m="http://schemas.openxmlformats.org/officeDocument/2006/math" xmlns:v="urn:schemas-microsoft-com:vml" xmlns:wp14="http://schemas.microsoft.com/office/word/2010/wordprocessingDrawing" xmlns:wp="http://schemas.openxmlformats.org/drawingml/2006/wordprocessingDrawing" xmlns:w10="urn:schemas-microsoft-com:office:word" xmlns:w="http://schemas.openxmlformats.org/wordprocessingml/2006/main" xmlns:w14="http://schemas.microsoft.com/office/word/2010/wordml" xmlns:w15="http://schemas.microsoft.com/office/word/2012/wordml" xmlns:w16cex="http://schemas.microsoft.com/office/word/2018/wordml/cex" xmlns:w16cid="http://schemas.microsoft.com/office/word/2016/wordml/cid" xmlns:w16="http://schemas.microsoft.com/office/word/2018/wordml" xmlns:w16du="http://schemas.microsoft.com/office/word/2023/wordml/word16du" xmlns:w16sdtdh="http://schemas.microsoft.com/office/word/2020/wordml/sdtdatahash" xmlns:w16sdtfl="http://schemas.microsoft.com/office/word/2024/wordml/sdtformatlock" xmlns:w16se="http://schemas.microsoft.com/office/word/2015/wordml/symex" xmlns:wpg="http://schemas.microsoft.com/office/word/2010/wordprocessingGroup" xmlns:wpi="http://schemas.microsoft.com/office/word/2010/wordprocessingInk" xmlns:wne="http://schemas.microsoft.com/office/word/2006/wordml" xmlns:wps="http://schemas.microsoft.com/office/word/2010/wordprocessingShape" mc:Ignorable="w14 w15 w16se w16cid w16 w16cex w16sdtdh w16sdtfl w16du wp14">
+<w:hdr xmlns:wpc="http://schemas.microsoft.com/office/word/2010/wordprocessingCanvas" xmlns:cx="http://schemas.microsoft.com/office/drawing/2014/chartex" xmlns:cx1="http://schemas.microsoft.com/office/drawing/2015/9/8/chartex" xmlns:cx2="http://schemas.microsoft.com/office/drawing/2015/10/21/chartex" xmlns:cx3="http://schemas.microsoft.com/office/drawing/2016/5/9/chartex" xmlns:cx4="http://schemas.microsoft.com/office/drawing/2016/5/10/chartex" xmlns:cx5="http://schemas.microsoft.com/office/drawing/2016/5/11/chartex" xmlns:cx6="http://schemas.microsoft.com/office/drawing/2016/5/12/chartex" xmlns:cx7="http://schemas.microsoft.com/office/drawing/2016/5/13/chartex" xmlns:cx8="http://schemas.microsoft.com/office/drawing/2016/5/14/chartex" xmlns:mc="http://schemas.openxmlformats.org/markup-compatibility/2006" xmlns:aink="http://schemas.microsoft.com/office/drawing/2016/ink" xmlns:am3d="http://schemas.microsoft.com/office/drawing/2017/model3d" xmlns:o="urn:schemas-microsoft-com:office:office" xmlns:oel="http://schemas.microsoft.com/office/2019/extlst" xmlns:r="http://schemas.openxmlformats.org/officeDocument/2006/relationships" xmlns:m="http://schemas.openxmlformats.org/officeDocument/2006/math" xmlns:v="urn:schemas-microsoft-com:vml" xmlns:wp14="http://schemas.microsoft.com/office/word/2010/wordprocessingDrawing" xmlns:wp="http://schemas.openxmlformats.org/drawingml/2006/wordprocessingDrawing" xmlns:w10="urn:schemas-microsoft-com:office:word" xmlns:w="http://schemas.openxmlformats.org/wordprocessingml/2006/main" xmlns:w14="http://schemas.microsoft.com/office/word/2010/wordml" xmlns:w15="http://schemas.microsoft.com/office/word/2012/wordml" xmlns:w16cei="http://schemas.microsoft.com/office/word/2026/wordml/cei" xmlns:w16cex="http://schemas.microsoft.com/office/word/2018/wordml/cex" xmlns:w16cid="http://schemas.microsoft.com/office/word/2016/wordml/cid" xmlns:w16="http://schemas.microsoft.com/office/word/2018/wordml" xmlns:w16du="http://schemas.microsoft.com/office/word/2023/wordml/word16du" xmlns:w16sdtdh="http://schemas.microsoft.com/office/word/2020/wordml/sdtdatahash" xmlns:w16sdtfl="http://schemas.microsoft.com/office/word/2024/wordml/sdtformatlock" xmlns:w16se="http://schemas.microsoft.com/office/word/2015/wordml/symex" xmlns:wpg="http://schemas.microsoft.com/office/word/2010/wordprocessingGroup" xmlns:wpi="http://schemas.microsoft.com/office/word/2010/wordprocessingInk" xmlns:wne="http://schemas.microsoft.com/office/word/2006/wordml" xmlns:wps="http://schemas.microsoft.com/office/word/2010/wordprocessingShape" mc:Ignorable="w14 w15 w16se w16cid w16 w16cex w16sdtdh w16sdtfl w16du wp14">
   <w:p>
     <w:pPr>
       <w:pBdr>
@@ -1219,7 +1287,7 @@
 </file>
 
 <file path=word/numbering.xml><?xml version="1.0" encoding="utf-8"?>
-<w:numbering xmlns:wpc="http://schemas.microsoft.com/office/word/2010/wordprocessingCanvas" xmlns:cx="http://schemas.microsoft.com/office/drawing/2014/chartex" xmlns:cx1="http://schemas.microsoft.com/office/drawing/2015/9/8/chartex" xmlns:cx2="http://schemas.microsoft.com/office/drawing/2015/10/21/chartex" xmlns:cx3="http://schemas.microsoft.com/office/drawing/2016/5/9/chartex" xmlns:cx4="http://schemas.microsoft.com/office/drawing/2016/5/10/chartex" xmlns:cx5="http://schemas.microsoft.com/office/drawing/2016/5/11/chartex" xmlns:cx6="http://schemas.microsoft.com/office/drawing/2016/5/12/chartex" xmlns:cx7="http://schemas.microsoft.com/office/drawing/2016/5/13/chartex" xmlns:cx8="http://schemas.microsoft.com/office/drawing/2016/5/14/chartex" xmlns:mc="http://schemas.openxmlformats.org/markup-compatibility/2006" xmlns:aink="http://schemas.microsoft.com/office/drawing/2016/ink" xmlns:am3d="http://schemas.microsoft.com/office/drawing/2017/model3d" xmlns:o="urn:schemas-microsoft-com:office:office" xmlns:oel="http://schemas.microsoft.com/office/2019/extlst" xmlns:r="http://schemas.openxmlformats.org/officeDocument/2006/relationships" xmlns:m="http://schemas.openxmlformats.org/officeDocument/2006/math" xmlns:v="urn:schemas-microsoft-com:vml" xmlns:wp14="http://schemas.microsoft.com/office/word/2010/wordprocessingDrawing" xmlns:wp="http://schemas.openxmlformats.org/drawingml/2006/wordprocessingDrawing" xmlns:w10="urn:schemas-microsoft-com:office:word" xmlns:w="http://schemas.openxmlformats.org/wordprocessingml/2006/main" xmlns:w14="http://schemas.microsoft.com/office/word/2010/wordml" xmlns:w15="http://schemas.microsoft.com/office/word/2012/wordml" xmlns:w16cex="http://schemas.microsoft.com/office/word/2018/wordml/cex" xmlns:w16cid="http://schemas.microsoft.com/office/word/2016/wordml/cid" xmlns:w16="http://schemas.microsoft.com/office/word/2018/wordml" xmlns:w16du="http://schemas.microsoft.com/office/word/2023/wordml/word16du" xmlns:w16sdtdh="http://schemas.microsoft.com/office/word/2020/wordml/sdtdatahash" xmlns:w16sdtfl="http://schemas.microsoft.com/office/word/2024/wordml/sdtformatlock" xmlns:w16se="http://schemas.microsoft.com/office/word/2015/wordml/symex" xmlns:wpg="http://schemas.microsoft.com/office/word/2010/wordprocessingGroup" xmlns:wpi="http://schemas.microsoft.com/office/word/2010/wordprocessingInk" xmlns:wne="http://schemas.microsoft.com/office/word/2006/wordml" xmlns:wps="http://schemas.microsoft.com/office/word/2010/wordprocessingShape" mc:Ignorable="w14 w15 w16se w16cid w16 w16cex w16sdtdh w16sdtfl w16du wp14">
+<w:numbering xmlns:wpc="http://schemas.microsoft.com/office/word/2010/wordprocessingCanvas" xmlns:cx="http://schemas.microsoft.com/office/drawing/2014/chartex" xmlns:cx1="http://schemas.microsoft.com/office/drawing/2015/9/8/chartex" xmlns:cx2="http://schemas.microsoft.com/office/drawing/2015/10/21/chartex" xmlns:cx3="http://schemas.microsoft.com/office/drawing/2016/5/9/chartex" xmlns:cx4="http://schemas.microsoft.com/office/drawing/2016/5/10/chartex" xmlns:cx5="http://schemas.microsoft.com/office/drawing/2016/5/11/chartex" xmlns:cx6="http://schemas.microsoft.com/office/drawing/2016/5/12/chartex" xmlns:cx7="http://schemas.microsoft.com/office/drawing/2016/5/13/chartex" xmlns:cx8="http://schemas.microsoft.com/office/drawing/2016/5/14/chartex" xmlns:mc="http://schemas.openxmlformats.org/markup-compatibility/2006" xmlns:aink="http://schemas.microsoft.com/office/drawing/2016/ink" xmlns:am3d="http://schemas.microsoft.com/office/drawing/2017/model3d" xmlns:o="urn:schemas-microsoft-com:office:office" xmlns:oel="http://schemas.microsoft.com/office/2019/extlst" xmlns:r="http://schemas.openxmlformats.org/officeDocument/2006/relationships" xmlns:m="http://schemas.openxmlformats.org/officeDocument/2006/math" xmlns:v="urn:schemas-microsoft-com:vml" xmlns:wp14="http://schemas.microsoft.com/office/word/2010/wordprocessingDrawing" xmlns:wp="http://schemas.openxmlformats.org/drawingml/2006/wordprocessingDrawing" xmlns:w10="urn:schemas-microsoft-com:office:word" xmlns:w="http://schemas.openxmlformats.org/wordprocessingml/2006/main" xmlns:w14="http://schemas.microsoft.com/office/word/2010/wordml" xmlns:w15="http://schemas.microsoft.com/office/word/2012/wordml" xmlns:w16cei="http://schemas.microsoft.com/office/word/2026/wordml/cei" xmlns:w16cex="http://schemas.microsoft.com/office/word/2018/wordml/cex" xmlns:w16cid="http://schemas.microsoft.com/office/word/2016/wordml/cid" xmlns:w16="http://schemas.microsoft.com/office/word/2018/wordml" xmlns:w16du="http://schemas.microsoft.com/office/word/2023/wordml/word16du" xmlns:w16sdtdh="http://schemas.microsoft.com/office/word/2020/wordml/sdtdatahash" xmlns:w16sdtfl="http://schemas.microsoft.com/office/word/2024/wordml/sdtformatlock" xmlns:w16se="http://schemas.microsoft.com/office/word/2015/wordml/symex" xmlns:wpg="http://schemas.microsoft.com/office/word/2010/wordprocessingGroup" xmlns:wpi="http://schemas.microsoft.com/office/word/2010/wordprocessingInk" xmlns:wne="http://schemas.microsoft.com/office/word/2006/wordml" xmlns:wps="http://schemas.microsoft.com/office/word/2010/wordprocessingShape" mc:Ignorable="w14 w15 w16se w16cid w16 w16cex w16sdtdh w16sdtfl w16du wp14">
   <w:abstractNum w:abstractNumId="0" w15:restartNumberingAfterBreak="0">
     <w:nsid w:val="01012C70"/>
     <w:multiLevelType w:val="hybridMultilevel"/>
